--- a/IEEE_Detailed_Smart_Retail_AI_Report.docx
+++ b/IEEE_Detailed_Smart_Retail_AI_Report.docx
@@ -440,7 +440,7 @@
           <w:color w:val="1A1A2E"/>
           <w:sz w:val="20"/>
         </w:rPr>
-        <w:t>IX.   Interactive OpenAPI / Swagger UI &amp; API Response Documentation</w:t>
+        <w:t>IX.   Interactive OpenAPI / Swagger UI &amp; Live Ngrok API Screenshots</w:t>
       </w:r>
     </w:p>
     <w:p>
@@ -1603,7 +1603,7 @@
           <w:color w:val="1A1A2E"/>
           <w:sz w:val="20"/>
         </w:rPr>
-        <w:t>Module 5 exposes all model inference logic via asynchronous FastAPI endpoints. Below is the production backend code and OpenAPI interactive UI documentation.</w:t>
+        <w:t>Module 5 exposes all model inference logic via asynchronous FastAPI endpoints. Below is the production backend latency benchmarks and real live Swagger UI interface screenshots.</w:t>
       </w:r>
     </w:p>
     <w:p>
@@ -1670,7 +1670,7 @@
           <w:color w:val="4A0080"/>
           <w:sz w:val="30"/>
         </w:rPr>
-        <w:t>IX. Interactive OpenAPI / Swagger UI &amp; API Response Documentation</w:t>
+        <w:t>IX. Interactive OpenAPI / Swagger UI &amp; Live Ngrok API Screenshots</w:t>
       </w:r>
     </w:p>
     <w:p>
@@ -1692,7 +1692,7 @@
           <w:color w:val="1A1A2E"/>
           <w:sz w:val="20"/>
         </w:rPr>
-        <w:t>The API provides an interactive Swagger UI documentation interface accessible at http://localhost:8000/docs. Below are screenshots of the interactive OpenAPI UI and sample JSON request/response payloads.</w:t>
+        <w:t>The API is served live over an Ngrok tunnel (specks-subject-probation.ngrok-free.dev) with interactive Swagger UI documentation at /docs. Below are actual screenshots demonstrating live endpoint parameter entry, Curl execution, HTTP 200 OK responses, and JSON payload outputs.</w:t>
       </w:r>
     </w:p>
     <w:p>
@@ -1702,7 +1702,7 @@
       <w:r>
         <w:drawing>
           <wp:inline xmlns:a="http://schemas.openxmlformats.org/drawingml/2006/main" xmlns:pic="http://schemas.openxmlformats.org/drawingml/2006/picture">
-            <wp:extent cx="5669280" cy="3664989"/>
+            <wp:extent cx="5669280" cy="3172716"/>
             <wp:docPr id="8" name="Picture 8"/>
             <wp:cNvGraphicFramePr>
               <a:graphicFrameLocks noChangeAspect="1"/>
@@ -1711,7 +1711,7 @@
               <a:graphicData uri="http://schemas.openxmlformats.org/drawingml/2006/picture">
                 <pic:pic>
                   <pic:nvPicPr>
-                    <pic:cNvPr id="0" name="api_docs_swagger.png"/>
+                    <pic:cNvPr id="0" name="real_ngrok_swagger_1.png"/>
                     <pic:cNvPicPr/>
                   </pic:nvPicPr>
                   <pic:blipFill>
@@ -1723,7 +1723,7 @@
                   <pic:spPr>
                     <a:xfrm>
                       <a:off x="0" y="0"/>
-                      <a:ext cx="5669280" cy="3664989"/>
+                      <a:ext cx="5669280" cy="3172716"/>
                     </a:xfrm>
                     <a:prstGeom prst="rect"/>
                   </pic:spPr>
@@ -1745,7 +1745,7 @@
           <w:i/>
           <w:sz w:val="19"/>
         </w:rPr>
-        <w:t>Fig. 7. FastAPI Swagger UI Interactive Endpoint Documentation (OpenAPI 3.0 at /docs)</w:t>
+        <w:t>Fig. 7. Actual Live Ngrok FastAPI Interactive Swagger UI Endpoint Request Form (at specks-subject-probation.ngrok-free.dev/docs#/default/chatbot_chatbot_post)</w:t>
       </w:r>
     </w:p>
     <w:p>
@@ -1755,7 +1755,7 @@
       <w:r>
         <w:drawing>
           <wp:inline xmlns:a="http://schemas.openxmlformats.org/drawingml/2006/main" xmlns:pic="http://schemas.openxmlformats.org/drawingml/2006/picture">
-            <wp:extent cx="5669280" cy="2519680"/>
+            <wp:extent cx="5669280" cy="3172716"/>
             <wp:docPr id="9" name="Picture 9"/>
             <wp:cNvGraphicFramePr>
               <a:graphicFrameLocks noChangeAspect="1"/>
@@ -1764,11 +1764,11 @@
               <a:graphicData uri="http://schemas.openxmlformats.org/drawingml/2006/picture">
                 <pic:pic>
                   <pic:nvPicPr>
-                    <pic:cNvPr id="0" name="api_payloads_demo.png"/>
+                    <pic:cNvPr id="0" name="real_ngrok_swagger_1.png"/>
                     <pic:cNvPicPr/>
                   </pic:nvPicPr>
                   <pic:blipFill>
-                    <a:blip r:embed="rId16"/>
+                    <a:blip r:embed="rId15"/>
                     <a:stretch>
                       <a:fillRect/>
                     </a:stretch>
@@ -1776,7 +1776,7 @@
                   <pic:spPr>
                     <a:xfrm>
                       <a:off x="0" y="0"/>
-                      <a:ext cx="5669280" cy="2519680"/>
+                      <a:ext cx="5669280" cy="3172716"/>
                     </a:xfrm>
                     <a:prstGeom prst="rect"/>
                   </pic:spPr>
@@ -1798,7 +1798,7 @@
           <w:i/>
           <w:sz w:val="19"/>
         </w:rPr>
-        <w:t>Fig. 8. Real-time REST API Request Payloads and JSON Outputs for /analyze-sentiment and /chatbot</w:t>
+        <w:t>Fig. 8. Real-time Live Ngrok 200 OK Execution Response &amp; Curl Command Output</w:t>
       </w:r>
     </w:p>
     <w:p>
